--- a/papers/_sources/rope_electricity.docx
+++ b/papers/_sources/rope_electricity.docx
@@ -108,23 +108,6 @@
           <w:szCs w:val="20"/>
         </w:rPr>
         <w:t xml:space="preserve">Global Networking Practice, NTT DATA, Charlotte, NC  ·  palmer100@gmail.com</w:t>
-      </w:r>
-    </w:p>
-    <w:p>
-      <w:pPr>
-        <w:spacing w:after="120" w:before="0" w:line="276"/>
-        <w:jc w:val="center"/>
-      </w:pPr>
-      <w:r>
-        <w:rPr>
-          <w:rFonts w:ascii="Times New Roman" w:cs="Times New Roman" w:eastAsia="Times New Roman" w:hAnsi="Times New Roman"/>
-          <w:i/>
-          <w:iCs/>
-          <w:color w:val="666666"/>
-          <w:sz w:val="18"/>
-          <w:szCs w:val="18"/>
-        </w:rPr>
-        <w:t xml:space="preserve">Programme credit: the core Rope Hypothesis is due to Bill Gaede; this work develops and formalises it.</w:t>
       </w:r>
     </w:p>
     <w:p>
@@ -2027,95 +2010,58 @@
       </w:r>
     </w:p>
     <w:p>
+      <w:r>
+        <w:rPr>
+          <w:b/>
+        </w:rPr>
+        <w:t>Registered Claims in This Paper</w:t>
+      </w:r>
+    </w:p>
+    <w:p>
+      <w:r>
+        <w:t>Each statement below is traceable to the machine-readable registry (claims.yaml), the corpus's single source of truth. Status labels: Derived (follows from stated mechanics), Modeled (reproduces data with declared inputs), EFT-constrained (bounded by effective-theory limits), Conjecture (proposed, not derived), Open (registered unsolved problem), Failed (falsified, kept as a finding). Where a claim is code-backed, the named benchmark reruns it.</w:t>
+      </w:r>
+    </w:p>
+    <w:p>
+      <w:r>
+        <w:rPr>
+          <w:b/>
+        </w:rPr>
+        <w:t xml:space="preserve">• EM-001 [Derived]: </w:t>
+      </w:r>
+      <w:r>
+        <w:t>Electric charge = topological linking number  [benchmark: benchmarks/reproduce_results.py]</w:t>
+      </w:r>
+    </w:p>
+    <w:p>
+      <w:r>
+        <w:rPr>
+          <w:b/>
+        </w:rPr>
+        <w:t xml:space="preserve">• EM-002 [Derived]: </w:t>
+      </w:r>
+      <w:r>
+        <w:t>Structural EM constants  [benchmark: benchmarks/em/em_structure.py]</w:t>
+      </w:r>
+    </w:p>
+    <w:p>
+      <w:r>
+        <w:rPr>
+          <w:b/>
+        </w:rPr>
+        <w:t xml:space="preserve">• EM-002b [Modeled]: </w:t>
+      </w:r>
+      <w:r>
+        <w:t>Fine-structure constant alpha from the impedance relation  [benchmark: benchmarks/em/em_structure.py]</w:t>
+      </w:r>
+    </w:p>
+    <w:p>
       <w:pPr>
         <w:spacing w:after="160" w:before="0" w:line="276"/>
         <w:jc w:val="both"/>
       </w:pPr>
       <w:r>
-        <w:rPr>
-          <w:rFonts w:ascii="Times New Roman" w:cs="Times New Roman" w:eastAsia="Times New Roman" w:hAnsi="Times New Roman"/>
-          <w:i/>
-          <w:iCs/>
-          <w:color w:val="666666"/>
-          <w:sz w:val="20"/>
-          <w:szCs w:val="20"/>
-        </w:rPr>
-        <w:t xml:space="preserve">Programme credit: the core Rope Hypothesis is due to Bill Gaede. Computational collaboration and drafting by Claude (Anthropic). Correspondence to palmer100@gmail.com.</w:t>
-      </w:r>
-    </w:p>
-    <w:p>
-      <w:pPr>
-        <w:spacing w:after="80"/>
-      </w:pPr>
-      <w:r>
-        <w:rPr>
-          <w:sz w:val="22"/>
-          <w:szCs w:val="22"/>
-        </w:rPr>
-        <w:t xml:space="preserve"/>
-      </w:r>
-    </w:p>
-    <w:p>
-      <w:pPr>
-        <w:spacing w:after="160" w:before="0" w:line="276"/>
-        <w:jc w:val="both"/>
-      </w:pPr>
-      <w:r>
-        <w:rPr>
-          <w:rFonts w:ascii="Times New Roman" w:cs="Times New Roman" w:eastAsia="Times New Roman" w:hAnsi="Times New Roman"/>
-          <w:i/>
-          <w:iCs/>
-          <w:color w:val="666666"/>
-          <w:sz w:val="20"/>
-          <w:szCs w:val="20"/>
-        </w:rPr>
-        <w:t xml:space="preserve">Programme credit: the core Rope Hypothesis is due to Bill Gaede. Computational collaboration and drafting by Claude (Anthropic). Correspondence to palmer100@gmail.com.</w:t>
-      </w:r>
-    </w:p>
-    <w:p>
-      <w:r>
-        <w:rPr>
-          <w:b/>
-        </w:rPr>
-        <w:t>Registered Claims in This Paper</w:t>
-      </w:r>
-    </w:p>
-    <w:p>
-      <w:r>
-        <w:t>Each statement below is traceable to the machine-readable registry (claims.yaml), the corpus's single source of truth. Status labels: Derived (follows from stated mechanics), Modeled (reproduces data with declared inputs), EFT-constrained (bounded by effective-theory limits), Conjecture (proposed, not derived), Open (registered unsolved problem), Failed (falsified, kept as a finding). Where a claim is code-backed, the named benchmark reruns it.</w:t>
-      </w:r>
-    </w:p>
-    <w:p>
-      <w:r>
-        <w:rPr>
-          <w:b/>
-        </w:rPr>
-        <w:t xml:space="preserve">• EM-001 [Derived]: </w:t>
-      </w:r>
-      <w:r>
-        <w:t>Electric charge = topological linking number  [benchmark: benchmarks/reproduce_results.py]</w:t>
-      </w:r>
-    </w:p>
-    <w:p>
-      <w:r>
-        <w:rPr>
-          <w:b/>
-        </w:rPr>
-        <w:t xml:space="preserve">• EM-002 [Derived]: </w:t>
-      </w:r>
-      <w:r>
-        <w:t>Structural EM constants  [benchmark: benchmarks/em/em_structure.py]</w:t>
-      </w:r>
-    </w:p>
-    <w:p>
-      <w:r>
-        <w:rPr>
-          <w:b/>
-        </w:rPr>
-        <w:t xml:space="preserve">• EM-002b [Modeled]: </w:t>
-      </w:r>
-      <w:r>
-        <w:t>Fine-structure constant alpha from the impedance relation  [benchmark: benchmarks/em/em_structure.py]</w:t>
+        <w:t>Programme credit: the core Rope Hypothesis is due to Bill Gaede; this work develops and formalises it. Computational collaboration and drafting by Claude (Anthropic). Correspondence to palmer100@gmail.com.</w:t>
       </w:r>
     </w:p>
     <w:sectPr>

--- a/papers/_sources/rope_electricity.docx
+++ b/papers/_sources/rope_electricity.docx
@@ -1430,20 +1430,61 @@
       </w:r>
     </w:p>
     <w:p>
+      <w:r>
+        <w:rPr>
+          <w:b/>
+        </w:rPr>
+        <w:t xml:space="preserve">5.  Current as Transported Linking</w:t>
+      </w:r>
+    </w:p>
+    <w:p>
+      <w:r>
+        <w:t xml:space="preserve">If static charge is a linking number (Section 1), then electric current is what happens when that linking is set in motion. In the two-strand picture the conductor is a helix, and rotating the helix about its own axis — the screw sense of the winding — transports linking along the wire without creating or destroying it. Current is therefore not a new primitive but the FLUX of the already-established topological charge: the rate at which linking crosses a section of the rope.</w:t>
+      </w:r>
+    </w:p>
+    <w:p>
+      <w:r>
+        <w:t xml:space="preserve">This identification carries a built-in conservation law. Because linking number is a topological integer that the strand mechanics cannot spontaneously wind up or unwind, three statements that are separate axioms in textbook electromagnetism collapse into ONE condition here: charge is conserved, the current density is divergence-free in steady state (∇·J = 0), and steady currents must close in loops. They are the same fact — that linking is transported, not generated — viewed three ways. This is the content of the continuity result (EM-008), machine-checked in benchmarks/em/current_continuity.py.</w:t>
+      </w:r>
+    </w:p>
+    <w:p>
+      <w:r>
+        <w:t xml:space="preserve">The helix screw-sense also fixes the TYPE AND SIGN of circulation: which way the linking flows for a given winding handedness, and that the rotation delivers power consistently with the continuity condition (EM-009 Modeled, EM-014 Derived; benchmarks/em/helix_circulation.py, screw_current.py). What the screw picture does not by itself supply is the dynamical DRIVE — what sets the helix rotating — which is the role of voltage, the subject of the next section. Current is the transported invariant; voltage is what transports it.</w:t>
+      </w:r>
+    </w:p>
+    <w:p>
+      <w:r>
+        <w:rPr>
+          <w:b/>
+        </w:rPr>
+        <w:t xml:space="preserve">6.  Voltage as the Tension Field</w:t>
+      </w:r>
+    </w:p>
+    <w:p>
+      <w:r>
+        <w:t xml:space="preserve">Charge and current are topological — integer linking, and its flux. Voltage is not. In the rope framework the electric potential is the LONGITUDINAL TENSION FIELD of the strands: a difference in potential is a difference in the rope's tension state, and it is tension gradients that drive the screw rotation carrying current. This is why voltage cannot be read off a linking number — it lives in a different layer of the mechanics, the tension of the medium rather than the topology threading it.</w:t>
+      </w:r>
+    </w:p>
+    <w:p>
+      <w:r>
+        <w:t xml:space="preserve">This places the three familiar quantities of a circuit on three distinct mechanical footings: CHARGE is the linking number (an integer topological invariant); CURRENT is transported linking (its flux, delivered by the screw mechanism); VOLTAGE is the tension field (the longitudinal state of the strands whose gradient drives the transport). The complete correspondence — how the mechanical state of the tensioned two-strand rope maps onto the scalar and vector potentials (φ, A), the field tensor Fμν, the fields (E, B), and back to Maxwell and the Lorentz force, with both electrostatic and magnetostatic sign rules — is assembled as the field-tensor dictionary (EM-016 Modeled; benchmarks/em/electrostatic_sign_derivation.py). The scalar potential φ is the tension identification used here; the vector potential A is the helical pitch state that encodes current.</w:t>
+      </w:r>
+    </w:p>
+    <w:p>
+      <w:r>
+        <w:t xml:space="preserve">A note on completeness, in the corpus's usual spirit. The tension-field identification of potential is Modeled, not a zero-assumption derivation: it fixes the FORM and the SIGNS by energy and geometry, with the overall field/strain calibration carried as a Modeled identification (EM-016). What the section establishes is that current and voltage are not afterthoughts to a charge-only theory but distinct, mechanically grounded quantities — the transported invariant and the field that drives it — completing electricity as a three-quantity account rather than a one-quantity one.</w:t>
+      </w:r>
+    </w:p>
+    <w:p>
       <w:pPr>
         <w:pStyle w:val="Heading1"/>
         <w:spacing w:after="140" w:before="320"/>
       </w:pPr>
       <w:r>
         <w:rPr>
-          <w:rFonts w:ascii="Times New Roman" w:cs="Times New Roman" w:eastAsia="Times New Roman" w:hAnsi="Times New Roman"/>
           <w:b/>
-          <w:bCs/>
-          <w:color w:val="1F3864"/>
-          <w:sz w:val="28"/>
-          <w:szCs w:val="28"/>
-        </w:rPr>
-        <w:t xml:space="preserve">5.  Status of Each Result</w:t>
+        </w:rPr>
+        <w:t>7.  Status of Each Result</w:t>
       </w:r>
     </w:p>
     <w:tbl>
@@ -2053,6 +2094,38 @@
       </w:r>
       <w:r>
         <w:t>Fine-structure constant alpha from the impedance relation  [benchmark: benchmarks/em/em_structure.py]</w:t>
+      </w:r>
+    </w:p>
+    <w:p>
+      <w:r>
+        <w:rPr>
+          <w:b/>
+        </w:rPr>
+        <w:t xml:space="preserve">• EM-008 [Derived]: Current = transported linking; continuity ∇·J = 0  [benchmark: benchmarks/em/current_continuity.py]</w:t>
+      </w:r>
+    </w:p>
+    <w:p>
+      <w:r>
+        <w:rPr>
+          <w:b/>
+        </w:rPr>
+        <w:t xml:space="preserve">• EM-009 [Modeled]: Helix screw-sense sets circulation type and sign  [benchmark: benchmarks/em/helix_circulation.py]</w:t>
+      </w:r>
+    </w:p>
+    <w:p>
+      <w:r>
+        <w:rPr>
+          <w:b/>
+        </w:rPr>
+        <w:t xml:space="preserve">• EM-014 [Derived]: Screw mechanism transports linking and delivers power  [benchmark: benchmarks/em/screw_current.py]</w:t>
+      </w:r>
+    </w:p>
+    <w:p>
+      <w:r>
+        <w:rPr>
+          <w:b/>
+        </w:rPr>
+        <w:t xml:space="preserve">• EM-016 [Modeled]: Field-tensor dictionary — potentials, Fμν, (E,B), voltage as tension  [benchmark: benchmarks/em/electrostatic_sign_derivation.py]</w:t>
       </w:r>
     </w:p>
     <w:p>

--- a/papers/_sources/rope_electricity.docx
+++ b/papers/_sources/rope_electricity.docx
@@ -92,7 +92,7 @@
           <w:sz w:val="22"/>
           <w:szCs w:val="22"/>
         </w:rPr>
-        <w:t xml:space="preserve">Mark Palmer  ·  with computational collaboration by Claude (Anthropic)</w:t>
+        <w:t xml:space="preserve">Mark Palmer · with computational collaboration by Claude (Anthropic)</w:t>
       </w:r>
     </w:p>
     <w:p>
@@ -107,7 +107,7 @@
           <w:sz w:val="20"/>
           <w:szCs w:val="20"/>
         </w:rPr>
-        <w:t xml:space="preserve">Global Networking Practice, NTT DATA, Charlotte, NC  ·  palmer100@gmail.com</w:t>
+        <w:t xml:space="preserve">Charlotte, NC · palmer100@gmail.com</w:t>
       </w:r>
     </w:p>
     <w:p>

--- a/papers/_sources/rope_electricity.docx
+++ b/papers/_sources/rope_electricity.docx
@@ -15,7 +15,7 @@
           <w:sz w:val="36"/>
           <w:szCs w:val="36"/>
         </w:rPr>
-        <w:t xml:space="preserve">Electricity in the Rope Framework</w:t>
+        <w:t xml:space="preserve">Electricity in the Mesh Framework</w:t>
       </w:r>
     </w:p>
     <w:p>
@@ -139,6 +139,20 @@
     </w:p>
     <w:p>
       <w:pPr>
+        <w:spacing w:after="160" w:before="0" w:line="276"/>
+        <w:jc w:val="both"/>
+      </w:pPr>
+      <w:r>
+        <w:rPr>
+          <w:rFonts w:ascii="Times New Roman" w:cs="Times New Roman" w:eastAsia="Times New Roman" w:hAnsi="Times New Roman"/>
+          <w:sz w:val="24"/>
+          <w:szCs w:val="24"/>
+        </w:rPr>
+        <w:t xml:space="preserve">Naming note (5 September 2026). This programme is now the Mesh Programme and the theory it develops the mesh framework; 'the rope framework' in earlier revisions reads 'the mesh framework'. 'Rope' remains the name of the two-strand wound object, and the Rope Hypothesis credited to Bill Gaede keeps its name. Identifiers (repository, rope_solver, file names, claim IDs) are unchanged.</w:t>
+      </w:r>
+    </w:p>
+    <w:p>
+      <w:pPr>
         <w:pStyle w:val="Heading1"/>
         <w:spacing w:after="140" w:before="320"/>
       </w:pPr>
@@ -165,7 +179,7 @@
           <w:sz w:val="24"/>
           <w:szCs w:val="24"/>
         </w:rPr>
-        <w:t xml:space="preserve">This paper reports the rope framework’s account of electricity as a classical, in-domain result grounded in the package’s electromagnetic computation. Electric charge is identified with the linking number of rope curves — an integer, so charge is quantised topologically (the solver returns |Lk| = 0.999 ≈ 1 for a unit-linked pair). The electromagnetic constants follow from the rope structure rather than being inserted: the permittivity ε₀ = 8.854×10⁻¹² F/m, the impedance of free space Z₀ = 376.74 Ω, and the fine-structure constant α with 1/α = 137.06. Maxwell’s equations emerge with a definite structural origin — the homogeneous pair as Bianchi identities, Gauss’s law as the Chern–Weil theorem identifying charge with the first Chern class, and the Ampère–Maxwell law requiring three spatial dimensions. This is a classical electromagnetism result, squarely within the programme’s bounded domain. All numbers are outputs of the rope_solver.electromagnetism computation in this package (verified in test_electromagnetism), not inserted constants.</w:t>
+        <w:t xml:space="preserve">This paper reports the mesh framework’s account of electricity as a classical, in-domain result grounded in the package’s electromagnetic computation. Electric charge is identified with the linking number of rope curves — an integer, so charge is quantised topologically (the solver returns |Lk| = 0.999 ≈ 1 for a unit-linked pair). The electromagnetic constants follow from the rope structure rather than being inserted: the permittivity ε₀ = 8.854×10⁻¹² F/m, the impedance of free space Z₀ = 376.74 Ω, and the fine-structure constant α with 1/α = 137.06. Maxwell’s equations emerge with a definite structural origin — the homogeneous pair as Bianchi identities, Gauss’s law as the Chern–Weil theorem identifying charge with the first Chern class, and the Ampère–Maxwell law requiring three spatial dimensions. This is a classical electromagnetism result, squarely within the programme’s bounded domain. All numbers are outputs of the rope_solver.electromagnetism computation in this package (verified in test_electromagnetism), not inserted constants.</w:t>
       </w:r>
     </w:p>
     <w:p>
@@ -326,7 +340,7 @@
           <w:sz w:val="24"/>
           <w:szCs w:val="24"/>
         </w:rPr>
-        <w:t xml:space="preserve">In the rope framework electric charge is not a primitive attribute but the linking number of the rope curves — how many times the constituent strands wind through one another. Because linking numbers are integers, charge is automatically quantised, and the quantisation is topological rather than imposed. The solver confirms the identification: for a unit-linked (Hopf) pair it returns a linking number of −0.999, i.e. ∓ 1 within discretisation error.</w:t>
+        <w:t xml:space="preserve">In the mesh framework electric charge is not a primitive attribute but the linking number of the rope curves — how many times the constituent strands wind through one another. Because linking numbers are integers, charge is automatically quantised, and the quantisation is topological rather than imposed. The solver confirms the identification: for a unit-linked (Hopf) pair it returns a linking number of −0.999, i.e. ∓ 1 within discretisation error.</w:t>
       </w:r>
     </w:p>
     <w:p>
@@ -984,7 +998,7 @@
           <w:sz w:val="24"/>
           <w:szCs w:val="24"/>
         </w:rPr>
-        <w:t xml:space="preserve">The wave-speed relation is the familiar wave-on-a-string result: the speed of electromagnetic propagation is set by the ratio of rope tension to line density, exactly as a mechanical wave speed is. This is the sense in which light is, in the rope framework, a genuine mechanical wave (developed in the Optics paper).</w:t>
+        <w:t xml:space="preserve">The wave-speed relation is the familiar wave-on-a-string result: the speed of electromagnetic propagation is set by the ratio of rope tension to line density, exactly as a mechanical wave speed is. This is the sense in which light is, in the mesh framework, a genuine mechanical wave (developed in the Optics paper).</w:t>
       </w:r>
     </w:p>
     <w:p>
@@ -1051,7 +1065,7 @@
           <w:sz w:val="24"/>
           <w:szCs w:val="24"/>
         </w:rPr>
-        <w:t xml:space="preserve">The four Maxwell equations emerge in the rope framework each with a definite structural source, as computed by the electromagnetic module:</w:t>
+        <w:t xml:space="preserve">The four Maxwell equations emerge in the mesh framework each with a definite structural source, as computed by the electromagnetic module:</w:t>
       </w:r>
     </w:p>
     <w:tbl>
@@ -1414,7 +1428,7 @@
           <w:sz w:val="24"/>
           <w:szCs w:val="24"/>
         </w:rPr>
-        <w:t xml:space="preserve">The last equation is where the three-dimensionality of space is essential: the Ampère–Maxwell law relies on the Helmholtz decomposition (a divergence-free field being a curl), which holds universally only in three dimensions. In the rope framework this is not incidental — the three-dimensional embedding is a structural axiom, and it is exactly what makes the Ampère–Maxwell law take its familiar form.</w:t>
+        <w:t xml:space="preserve">The last equation is where the three-dimensionality of space is essential: the Ampère–Maxwell law relies on the Helmholtz decomposition (a divergence-free field being a curl), which holds universally only in three dimensions. In the mesh framework this is not incidental — the three-dimensional embedding is a structural axiom, and it is exactly what makes the Ampère–Maxwell law take its familiar form.</w:t>
       </w:r>
     </w:p>
     <w:p>
@@ -1462,7 +1476,7 @@
     </w:p>
     <w:p>
       <w:r>
-        <w:t xml:space="preserve">Charge and current are topological — integer linking, and its flux. Voltage is not. In the rope framework the electric potential is the LONGITUDINAL TENSION FIELD of the strands: a difference in potential is a difference in the rope's tension state, and it is tension gradients that drive the screw rotation carrying current. This is why voltage cannot be read off a linking number — it lives in a different layer of the mechanics, the tension of the medium rather than the topology threading it.</w:t>
+        <w:t xml:space="preserve">Charge and current are topological — integer linking, and its flux. Voltage is not. In the mesh framework the electric potential is the LONGITUDINAL TENSION FIELD of the strands: a difference in potential is a difference in the rope's tension state, and it is tension gradients that drive the screw rotation carrying current. This is why voltage cannot be read off a linking number — it lives in a different layer of the mechanics, the tension of the medium rather than the topology threading it.</w:t>
       </w:r>
     </w:p>
     <w:p>
@@ -2035,7 +2049,7 @@
           <w:sz w:val="24"/>
           <w:szCs w:val="24"/>
         </w:rPr>
-        <w:t xml:space="preserve">Electricity is a clean in-domain result of the rope framework. Electric charge is the linking number of rope curves, making its integer quantisation topological rather than postulated (the solver returns |Lk| = 0.999 ≈ 1 for a unit link). The electromagnetic constants — ε₀, the impedance Z₀ = 376.74 Ω, and the fine-structure constant with 1/α = 137.06 — follow from the rope structure and are mutually consistent, with the honest caveat that α’s numerical value enters through the electromagnetic structure rather than being derived from nothing. Maxwell’s equations emerge each with a definite structural origin, the Ampère–Maxwell law drawing specifically on the three-dimensionality of space. Throughout, the treatment is classical and sits within the programme’s bounded domain — electricity is one of the places the rope picture works well, and does so with real computed numbers behind it.</w:t>
+        <w:t xml:space="preserve">Electricity is a clean in-domain result of the mesh framework. Electric charge is the linking number of rope curves, making its integer quantisation topological rather than postulated (the solver returns |Lk| = 0.999 ≈ 1 for a unit link). The electromagnetic constants — ε₀, the impedance Z₀ = 376.74 Ω, and the fine-structure constant with 1/α = 137.06 — follow from the rope structure and are mutually consistent, with the honest caveat that α’s numerical value enters through the electromagnetic structure rather than being derived from nothing. Maxwell’s equations emerge each with a definite structural origin, the Ampère–Maxwell law drawing specifically on the three-dimensionality of space. Throughout, the treatment is classical and sits within the programme’s bounded domain — electricity is one of the places the rope picture works well, and does so with real computed numbers behind it.</w:t>
       </w:r>
     </w:p>
     <w:p>
